--- a/Home.docx
+++ b/Home.docx
@@ -3,6 +3,7 @@
 <w:document xmlns:wpc="http://schemas.microsoft.com/office/word/2010/wordprocessingCanvas" xmlns:cx="http://schemas.microsoft.com/office/drawing/2014/chartex" xmlns:cx1="http://schemas.microsoft.com/office/drawing/2015/9/8/chartex" xmlns:cx2="http://schemas.microsoft.com/office/drawing/2015/10/21/chartex" xmlns:cx3="http://schemas.microsoft.com/office/drawing/2016/5/9/chartex" xmlns:cx4="http://schemas.microsoft.com/office/drawing/2016/5/10/chartex" xmlns:cx5="http://schemas.microsoft.com/office/drawing/2016/5/11/chartex" xmlns:cx6="http://schemas.microsoft.com/office/drawing/2016/5/12/chartex" xmlns:cx7="http://schemas.microsoft.com/office/drawing/2016/5/13/chartex" xmlns:cx8="http://schemas.microsoft.com/office/drawing/2016/5/14/chartex" xmlns:mc="http://schemas.openxmlformats.org/markup-compatibility/2006" xmlns:aink="http://schemas.microsoft.com/office/drawing/2016/ink" xmlns:am3d="http://schemas.microsoft.com/office/drawing/2017/model3d" xmlns:o="urn:schemas-microsoft-com:office:office" xmlns:oel="http://schemas.microsoft.com/office/2019/extlst" xmlns:r="http://schemas.openxmlformats.org/officeDocument/2006/relationships" xmlns:m="http://schemas.openxmlformats.org/officeDocument/2006/math" xmlns:v="urn:schemas-microsoft-com:vml" xmlns:wp14="http://schemas.microsoft.com/office/word/2010/wordprocessingDrawing" xmlns:wp="http://schemas.openxmlformats.org/drawingml/2006/wordprocessingDrawing" xmlns:w10="urn:schemas-microsoft-com:office:word" xmlns:w="http://schemas.openxmlformats.org/wordprocessingml/2006/main" xmlns:w14="http://schemas.microsoft.com/office/word/2010/wordml" xmlns:w15="http://schemas.microsoft.com/office/word/2012/wordml" xmlns:w16cex="http://schemas.microsoft.com/office/word/2018/wordml/cex" xmlns:w16cid="http://schemas.microsoft.com/office/word/2016/wordml/cid" xmlns:w16="http://schemas.microsoft.com/office/word/2018/wordml" xmlns:w16du="http://schemas.microsoft.com/office/word/2023/wordml/word16du" xmlns:w16sdtdh="http://schemas.microsoft.com/office/word/2020/wordml/sdtdatahash" xmlns:w16sdtfl="http://schemas.microsoft.com/office/word/2024/wordml/sdtformatlock" xmlns:w16se="http://schemas.microsoft.com/office/word/2015/wordml/symex" xmlns:wpg="http://schemas.microsoft.com/office/word/2010/wordprocessingGroup" xmlns:wpi="http://schemas.microsoft.com/office/word/2010/wordprocessingInk" xmlns:wne="http://schemas.microsoft.com/office/word/2006/wordml" xmlns:wps="http://schemas.microsoft.com/office/word/2010/wordprocessingShape" mc:Ignorable="w14 w15 w16se w16cid w16 w16cex w16sdtdh w16sdtfl w16du wp14">
   <w:body>
     <w:p>
+      <w:bookmarkStart w:id="0" w:name="OLE_LINK1"/>
       <w:r>
         <w:t>Home</w:t>
       </w:r>
@@ -144,12 +145,34 @@
               <w:pStyle w:val="ListParagraph"/>
               <w:numPr>
                 <w:ilvl w:val="0"/>
-                <w:numId w:val="2"/>
+                <w:numId w:val="1"/>
               </w:numPr>
             </w:pPr>
             <w:r>
               <w:t>Deletion is deleting multiple at the same time</w:t>
             </w:r>
+          </w:p>
+          <w:p>
+            <w:pPr>
+              <w:pStyle w:val="ListParagraph"/>
+              <w:numPr>
+                <w:ilvl w:val="0"/>
+                <w:numId w:val="1"/>
+              </w:numPr>
+            </w:pPr>
+            <w:r>
+              <w:t>When page is refreshed, the deleted workouts reappear</w:t>
+            </w:r>
+          </w:p>
+          <w:p>
+            <w:r>
+              <w:t xml:space="preserve">Expected </w:t>
+            </w:r>
+            <w:proofErr w:type="spellStart"/>
+            <w:r>
+              <w:t>behaviour</w:t>
+            </w:r>
+            <w:proofErr w:type="spellEnd"/>
           </w:p>
           <w:p>
             <w:pPr>
@@ -160,19 +183,199 @@
               </w:numPr>
             </w:pPr>
             <w:r>
-              <w:t>When page is refreshed, the deleted workouts reappear</w:t>
-            </w:r>
-          </w:p>
-          <w:p>
-            <w:r>
-              <w:t xml:space="preserve">Expected </w:t>
-            </w:r>
-            <w:proofErr w:type="spellStart"/>
-            <w:r>
-              <w:t>behaviour</w:t>
-            </w:r>
-            <w:proofErr w:type="spellEnd"/>
-          </w:p>
+              <w:t>Delete single workout logs at a time</w:t>
+            </w:r>
+          </w:p>
+          <w:p>
+            <w:pPr>
+              <w:pStyle w:val="ListParagraph"/>
+              <w:numPr>
+                <w:ilvl w:val="0"/>
+                <w:numId w:val="2"/>
+              </w:numPr>
+            </w:pPr>
+            <w:r>
+              <w:t>When refreshed, it should not reappear</w:t>
+            </w:r>
+          </w:p>
+        </w:tc>
+        <w:tc>
+          <w:tcPr>
+            <w:tcW w:w="772" w:type="dxa"/>
+          </w:tcPr>
+          <w:p>
+            <w:pPr>
+              <w:jc w:val="center"/>
+            </w:pPr>
+            <w:r>
+              <w:t>Yes</w:t>
+            </w:r>
+          </w:p>
+        </w:tc>
+        <w:tc>
+          <w:tcPr>
+            <w:tcW w:w="890" w:type="dxa"/>
+          </w:tcPr>
+          <w:p>
+            <w:pPr>
+              <w:jc w:val="center"/>
+            </w:pPr>
+          </w:p>
+        </w:tc>
+        <w:tc>
+          <w:tcPr>
+            <w:tcW w:w="4279" w:type="dxa"/>
+          </w:tcPr>
+          <w:p/>
+        </w:tc>
+      </w:tr>
+      <w:tr>
+        <w:tc>
+          <w:tcPr>
+            <w:tcW w:w="540" w:type="dxa"/>
+          </w:tcPr>
+          <w:p>
+            <w:r>
+              <w:t>2</w:t>
+            </w:r>
+          </w:p>
+        </w:tc>
+        <w:tc>
+          <w:tcPr>
+            <w:tcW w:w="2683" w:type="dxa"/>
+          </w:tcPr>
+          <w:p>
+            <w:r>
+              <w:t>Pill</w:t>
+            </w:r>
+          </w:p>
+        </w:tc>
+        <w:tc>
+          <w:tcPr>
+            <w:tcW w:w="6406" w:type="dxa"/>
+          </w:tcPr>
+          <w:p>
+            <w:r>
+              <w:t>Remove Volume pill at the top</w:t>
+            </w:r>
+          </w:p>
+        </w:tc>
+        <w:tc>
+          <w:tcPr>
+            <w:tcW w:w="772" w:type="dxa"/>
+          </w:tcPr>
+          <w:p>
+            <w:pPr>
+              <w:jc w:val="center"/>
+            </w:pPr>
+            <w:r>
+              <w:t>Yes</w:t>
+            </w:r>
+          </w:p>
+        </w:tc>
+        <w:tc>
+          <w:tcPr>
+            <w:tcW w:w="890" w:type="dxa"/>
+          </w:tcPr>
+          <w:p>
+            <w:pPr>
+              <w:jc w:val="center"/>
+            </w:pPr>
+          </w:p>
+        </w:tc>
+        <w:tc>
+          <w:tcPr>
+            <w:tcW w:w="4279" w:type="dxa"/>
+          </w:tcPr>
+          <w:p/>
+        </w:tc>
+      </w:tr>
+      <w:tr>
+        <w:tc>
+          <w:tcPr>
+            <w:tcW w:w="540" w:type="dxa"/>
+          </w:tcPr>
+          <w:p>
+            <w:r>
+              <w:t>3</w:t>
+            </w:r>
+          </w:p>
+        </w:tc>
+        <w:tc>
+          <w:tcPr>
+            <w:tcW w:w="2683" w:type="dxa"/>
+          </w:tcPr>
+          <w:p>
+            <w:r>
+              <w:t>Search</w:t>
+            </w:r>
+          </w:p>
+        </w:tc>
+        <w:tc>
+          <w:tcPr>
+            <w:tcW w:w="6406" w:type="dxa"/>
+          </w:tcPr>
+          <w:p>
+            <w:r>
+              <w:t>Remove search function</w:t>
+            </w:r>
+          </w:p>
+        </w:tc>
+        <w:tc>
+          <w:tcPr>
+            <w:tcW w:w="772" w:type="dxa"/>
+          </w:tcPr>
+          <w:p>
+            <w:pPr>
+              <w:jc w:val="center"/>
+            </w:pPr>
+            <w:r>
+              <w:t>Yes</w:t>
+            </w:r>
+          </w:p>
+        </w:tc>
+        <w:tc>
+          <w:tcPr>
+            <w:tcW w:w="890" w:type="dxa"/>
+          </w:tcPr>
+          <w:p>
+            <w:pPr>
+              <w:jc w:val="center"/>
+            </w:pPr>
+          </w:p>
+        </w:tc>
+        <w:tc>
+          <w:tcPr>
+            <w:tcW w:w="4279" w:type="dxa"/>
+          </w:tcPr>
+          <w:p/>
+        </w:tc>
+      </w:tr>
+      <w:tr>
+        <w:tc>
+          <w:tcPr>
+            <w:tcW w:w="540" w:type="dxa"/>
+          </w:tcPr>
+          <w:p>
+            <w:r>
+              <w:t>4</w:t>
+            </w:r>
+          </w:p>
+        </w:tc>
+        <w:tc>
+          <w:tcPr>
+            <w:tcW w:w="2683" w:type="dxa"/>
+          </w:tcPr>
+          <w:p>
+            <w:r>
+              <w:t>Calendar + workouts</w:t>
+            </w:r>
+          </w:p>
+        </w:tc>
+        <w:tc>
+          <w:tcPr>
+            <w:tcW w:w="6406" w:type="dxa"/>
+          </w:tcPr>
           <w:p>
             <w:pPr>
               <w:pStyle w:val="ListParagraph"/>
@@ -182,7 +385,7 @@
               </w:numPr>
             </w:pPr>
             <w:r>
-              <w:t>Delete single workout logs at a time</w:t>
+              <w:t>Combine calendar and workouts pages together</w:t>
             </w:r>
           </w:p>
           <w:p>
@@ -194,7 +397,7 @@
               </w:numPr>
             </w:pPr>
             <w:r>
-              <w:t>When refreshed, it should not reappear</w:t>
+              <w:t>Add a toggle to switch between calendar view and list view</w:t>
             </w:r>
           </w:p>
         </w:tc>
@@ -235,7 +438,7 @@
           </w:tcPr>
           <w:p>
             <w:r>
-              <w:t>2</w:t>
+              <w:t>5</w:t>
             </w:r>
           </w:p>
         </w:tc>
@@ -245,7 +448,7 @@
           </w:tcPr>
           <w:p>
             <w:r>
-              <w:t>Pill</w:t>
+              <w:t>‘This month’</w:t>
             </w:r>
           </w:p>
         </w:tc>
@@ -255,7 +458,7 @@
           </w:tcPr>
           <w:p>
             <w:r>
-              <w:t>Remove Volume pill at the top</w:t>
+              <w:t>Remove wording above workouts at the top</w:t>
             </w:r>
           </w:p>
         </w:tc>
@@ -268,7 +471,7 @@
               <w:jc w:val="center"/>
             </w:pPr>
             <w:r>
-              <w:t>Yes</w:t>
+              <w:t>yes</w:t>
             </w:r>
           </w:p>
         </w:tc>
@@ -296,7 +499,7 @@
           </w:tcPr>
           <w:p>
             <w:r>
-              <w:t>3</w:t>
+              <w:t>6</w:t>
             </w:r>
           </w:p>
         </w:tc>
@@ -306,7 +509,7 @@
           </w:tcPr>
           <w:p>
             <w:r>
-              <w:t>Search</w:t>
+              <w:t>Calendar and list sync</w:t>
             </w:r>
           </w:p>
         </w:tc>
@@ -316,7 +519,7 @@
           </w:tcPr>
           <w:p>
             <w:r>
-              <w:t>Remove search function</w:t>
+              <w:t>When a workout is logged in the list view, it does not appear in the calendar expanded view and vice versa. It is supposed to sync between both views</w:t>
             </w:r>
           </w:p>
         </w:tc>
@@ -329,7 +532,7 @@
               <w:jc w:val="center"/>
             </w:pPr>
             <w:r>
-              <w:t>Yes</w:t>
+              <w:t>yes</w:t>
             </w:r>
           </w:p>
         </w:tc>
@@ -357,7 +560,7 @@
           </w:tcPr>
           <w:p>
             <w:r>
-              <w:t>4</w:t>
+              <w:t>7</w:t>
             </w:r>
           </w:p>
         </w:tc>
@@ -367,7 +570,74 @@
           </w:tcPr>
           <w:p>
             <w:r>
-              <w:t>Calendar + workouts</w:t>
+              <w:t>Update exercise list</w:t>
+            </w:r>
+          </w:p>
+        </w:tc>
+        <w:tc>
+          <w:tcPr>
+            <w:tcW w:w="6406" w:type="dxa"/>
+          </w:tcPr>
+          <w:p>
+            <w:r>
+              <w:t xml:space="preserve">Update workout list based on </w:t>
+            </w:r>
+            <w:r>
+              <w:t>strength_exercises</w:t>
+            </w:r>
+            <w:r>
+              <w:t>.csv file in the folder</w:t>
+            </w:r>
+          </w:p>
+        </w:tc>
+        <w:tc>
+          <w:tcPr>
+            <w:tcW w:w="772" w:type="dxa"/>
+          </w:tcPr>
+          <w:p>
+            <w:pPr>
+              <w:jc w:val="center"/>
+            </w:pPr>
+            <w:r>
+              <w:t>yes</w:t>
+            </w:r>
+          </w:p>
+        </w:tc>
+        <w:tc>
+          <w:tcPr>
+            <w:tcW w:w="890" w:type="dxa"/>
+          </w:tcPr>
+          <w:p>
+            <w:pPr>
+              <w:jc w:val="center"/>
+            </w:pPr>
+          </w:p>
+        </w:tc>
+        <w:tc>
+          <w:tcPr>
+            <w:tcW w:w="4279" w:type="dxa"/>
+          </w:tcPr>
+          <w:p/>
+        </w:tc>
+      </w:tr>
+      <w:tr>
+        <w:tc>
+          <w:tcPr>
+            <w:tcW w:w="540" w:type="dxa"/>
+          </w:tcPr>
+          <w:p>
+            <w:r>
+              <w:t>8</w:t>
+            </w:r>
+          </w:p>
+        </w:tc>
+        <w:tc>
+          <w:tcPr>
+            <w:tcW w:w="2683" w:type="dxa"/>
+          </w:tcPr>
+          <w:p>
+            <w:r>
+              <w:t>Logging workout flow</w:t>
             </w:r>
           </w:p>
         </w:tc>
@@ -384,7 +654,7 @@
               </w:numPr>
             </w:pPr>
             <w:r>
-              <w:t>Combine calendar and workouts pages together</w:t>
+              <w:t>User clicks on log workout</w:t>
             </w:r>
           </w:p>
           <w:p>
@@ -396,7 +666,67 @@
               </w:numPr>
             </w:pPr>
             <w:r>
-              <w:t>Add a toggle to switch between calendar view and list view</w:t>
+              <w:t>Select category of workout</w:t>
+            </w:r>
+          </w:p>
+          <w:p>
+            <w:pPr>
+              <w:pStyle w:val="ListParagraph"/>
+              <w:numPr>
+                <w:ilvl w:val="0"/>
+                <w:numId w:val="4"/>
+              </w:numPr>
+            </w:pPr>
+            <w:r>
+              <w:t>User clicks on add exercise</w:t>
+            </w:r>
+          </w:p>
+          <w:p>
+            <w:pPr>
+              <w:pStyle w:val="ListParagraph"/>
+              <w:numPr>
+                <w:ilvl w:val="0"/>
+                <w:numId w:val="4"/>
+              </w:numPr>
+            </w:pPr>
+            <w:r>
+              <w:t>User clicks on select exercise</w:t>
+            </w:r>
+          </w:p>
+          <w:p>
+            <w:pPr>
+              <w:pStyle w:val="ListParagraph"/>
+              <w:numPr>
+                <w:ilvl w:val="0"/>
+                <w:numId w:val="4"/>
+              </w:numPr>
+            </w:pPr>
+            <w:r>
+              <w:t>User selects from a list of exercises</w:t>
+            </w:r>
+          </w:p>
+          <w:p>
+            <w:pPr>
+              <w:pStyle w:val="ListParagraph"/>
+              <w:numPr>
+                <w:ilvl w:val="0"/>
+                <w:numId w:val="4"/>
+              </w:numPr>
+            </w:pPr>
+            <w:r>
+              <w:t>User inputs sets, reps and weight used</w:t>
+            </w:r>
+          </w:p>
+          <w:p>
+            <w:pPr>
+              <w:pStyle w:val="ListParagraph"/>
+              <w:numPr>
+                <w:ilvl w:val="0"/>
+                <w:numId w:val="4"/>
+              </w:numPr>
+            </w:pPr>
+            <w:r>
+              <w:t>User can add more exercises or save log</w:t>
             </w:r>
           </w:p>
         </w:tc>
@@ -407,6 +737,9 @@
           <w:p>
             <w:pPr>
               <w:jc w:val="center"/>
+              <w:rPr>
+                <w:color w:val="FFFFFF" w:themeColor="background1"/>
+              </w:rPr>
             </w:pPr>
             <w:r>
               <w:t>Yes</w:t>
@@ -437,7 +770,7 @@
           </w:tcPr>
           <w:p>
             <w:r>
-              <w:t>5</w:t>
+              <w:t>9</w:t>
             </w:r>
           </w:p>
         </w:tc>
@@ -447,7 +780,7 @@
           </w:tcPr>
           <w:p>
             <w:r>
-              <w:t>‘This month’</w:t>
+              <w:t>Edit workout log</w:t>
             </w:r>
           </w:p>
         </w:tc>
@@ -457,193 +790,9 @@
           </w:tcPr>
           <w:p>
             <w:r>
-              <w:t>Remove wording above workouts at the top</w:t>
-            </w:r>
-          </w:p>
-        </w:tc>
-        <w:tc>
-          <w:tcPr>
-            <w:tcW w:w="772" w:type="dxa"/>
-          </w:tcPr>
-          <w:p>
-            <w:pPr>
-              <w:jc w:val="center"/>
-            </w:pPr>
-            <w:r>
-              <w:t>yes</w:t>
-            </w:r>
-          </w:p>
-        </w:tc>
-        <w:tc>
-          <w:tcPr>
-            <w:tcW w:w="890" w:type="dxa"/>
-          </w:tcPr>
-          <w:p>
-            <w:pPr>
-              <w:jc w:val="center"/>
-            </w:pPr>
-          </w:p>
-        </w:tc>
-        <w:tc>
-          <w:tcPr>
-            <w:tcW w:w="4279" w:type="dxa"/>
-          </w:tcPr>
-          <w:p/>
-        </w:tc>
-      </w:tr>
-      <w:tr>
-        <w:tc>
-          <w:tcPr>
-            <w:tcW w:w="540" w:type="dxa"/>
-          </w:tcPr>
-          <w:p>
-            <w:r>
-              <w:t>6</w:t>
-            </w:r>
-          </w:p>
-        </w:tc>
-        <w:tc>
-          <w:tcPr>
-            <w:tcW w:w="2683" w:type="dxa"/>
-          </w:tcPr>
-          <w:p>
-            <w:r>
-              <w:t>Calendar and list sync</w:t>
-            </w:r>
-          </w:p>
-        </w:tc>
-        <w:tc>
-          <w:tcPr>
-            <w:tcW w:w="6406" w:type="dxa"/>
-          </w:tcPr>
-          <w:p>
-            <w:r>
-              <w:t>When a workout is logged in the list view, it does not appear in the calendar expanded view and vice versa. It is supposed to sync between both views</w:t>
-            </w:r>
-          </w:p>
-        </w:tc>
-        <w:tc>
-          <w:tcPr>
-            <w:tcW w:w="772" w:type="dxa"/>
-          </w:tcPr>
-          <w:p>
-            <w:pPr>
-              <w:jc w:val="center"/>
-            </w:pPr>
-            <w:r>
-              <w:t>yes</w:t>
-            </w:r>
-          </w:p>
-        </w:tc>
-        <w:tc>
-          <w:tcPr>
-            <w:tcW w:w="890" w:type="dxa"/>
-          </w:tcPr>
-          <w:p>
-            <w:pPr>
-              <w:jc w:val="center"/>
-            </w:pPr>
-          </w:p>
-        </w:tc>
-        <w:tc>
-          <w:tcPr>
-            <w:tcW w:w="4279" w:type="dxa"/>
-          </w:tcPr>
-          <w:p/>
-        </w:tc>
-      </w:tr>
-      <w:tr>
-        <w:tc>
-          <w:tcPr>
-            <w:tcW w:w="540" w:type="dxa"/>
-          </w:tcPr>
-          <w:p>
-            <w:r>
-              <w:t>7</w:t>
-            </w:r>
-          </w:p>
-        </w:tc>
-        <w:tc>
-          <w:tcPr>
-            <w:tcW w:w="2683" w:type="dxa"/>
-          </w:tcPr>
-          <w:p>
-            <w:r>
-              <w:t>Update exercise list</w:t>
-            </w:r>
-          </w:p>
-        </w:tc>
-        <w:tc>
-          <w:tcPr>
-            <w:tcW w:w="6406" w:type="dxa"/>
-          </w:tcPr>
-          <w:p>
-            <w:r>
-              <w:t xml:space="preserve">Update workout list based on </w:t>
-            </w:r>
-            <w:r>
-              <w:t>strength_exercises</w:t>
-            </w:r>
-            <w:r>
-              <w:t>.csv file in the folder</w:t>
-            </w:r>
-          </w:p>
-        </w:tc>
-        <w:tc>
-          <w:tcPr>
-            <w:tcW w:w="772" w:type="dxa"/>
-          </w:tcPr>
-          <w:p>
-            <w:pPr>
-              <w:jc w:val="center"/>
-            </w:pPr>
-            <w:r>
-              <w:t>yes</w:t>
-            </w:r>
-          </w:p>
-        </w:tc>
-        <w:tc>
-          <w:tcPr>
-            <w:tcW w:w="890" w:type="dxa"/>
-          </w:tcPr>
-          <w:p>
-            <w:pPr>
-              <w:jc w:val="center"/>
-            </w:pPr>
-          </w:p>
-        </w:tc>
-        <w:tc>
-          <w:tcPr>
-            <w:tcW w:w="4279" w:type="dxa"/>
-          </w:tcPr>
-          <w:p/>
-        </w:tc>
-      </w:tr>
-      <w:tr>
-        <w:tc>
-          <w:tcPr>
-            <w:tcW w:w="540" w:type="dxa"/>
-          </w:tcPr>
-          <w:p>
-            <w:r>
-              <w:t>8</w:t>
-            </w:r>
-          </w:p>
-        </w:tc>
-        <w:tc>
-          <w:tcPr>
-            <w:tcW w:w="2683" w:type="dxa"/>
-          </w:tcPr>
-          <w:p>
-            <w:r>
-              <w:t>Logging workout flow</w:t>
-            </w:r>
-          </w:p>
-        </w:tc>
-        <w:tc>
-          <w:tcPr>
-            <w:tcW w:w="6406" w:type="dxa"/>
-          </w:tcPr>
+              <w:t>When editing logged workouts</w:t>
+            </w:r>
+          </w:p>
           <w:p>
             <w:pPr>
               <w:pStyle w:val="ListParagraph"/>
@@ -653,7 +802,7 @@
               </w:numPr>
             </w:pPr>
             <w:r>
-              <w:t>User clicks on log workout</w:t>
+              <w:t>Select category of workout</w:t>
             </w:r>
           </w:p>
           <w:p>
@@ -665,7 +814,8 @@
               </w:numPr>
             </w:pPr>
             <w:r>
-              <w:t>Select category of workout</w:t>
+              <w:lastRenderedPageBreak/>
+              <w:t>User clicks on add exercise</w:t>
             </w:r>
           </w:p>
           <w:p>
@@ -677,7 +827,7 @@
               </w:numPr>
             </w:pPr>
             <w:r>
-              <w:t>User clicks on add exercise</w:t>
+              <w:t>User clicks on select exercise</w:t>
             </w:r>
           </w:p>
           <w:p>
@@ -689,7 +839,7 @@
               </w:numPr>
             </w:pPr>
             <w:r>
-              <w:t>User clicks on select exercise</w:t>
+              <w:t>User selects from a list of exercises</w:t>
             </w:r>
           </w:p>
           <w:p>
@@ -701,7 +851,7 @@
               </w:numPr>
             </w:pPr>
             <w:r>
-              <w:t>User selects from a list of exercises</w:t>
+              <w:t>User inputs sets, reps and weight used</w:t>
             </w:r>
           </w:p>
           <w:p>
@@ -713,7 +863,131 @@
               </w:numPr>
             </w:pPr>
             <w:r>
-              <w:t>User inputs sets, reps and weight used</w:t>
+              <w:t>User can add more exercises or save log</w:t>
+            </w:r>
+          </w:p>
+        </w:tc>
+        <w:tc>
+          <w:tcPr>
+            <w:tcW w:w="772" w:type="dxa"/>
+          </w:tcPr>
+          <w:p>
+            <w:pPr>
+              <w:jc w:val="center"/>
+            </w:pPr>
+            <w:r>
+              <w:lastRenderedPageBreak/>
+              <w:t>Yes</w:t>
+            </w:r>
+          </w:p>
+        </w:tc>
+        <w:tc>
+          <w:tcPr>
+            <w:tcW w:w="890" w:type="dxa"/>
+          </w:tcPr>
+          <w:p>
+            <w:pPr>
+              <w:jc w:val="center"/>
+            </w:pPr>
+          </w:p>
+        </w:tc>
+        <w:tc>
+          <w:tcPr>
+            <w:tcW w:w="4279" w:type="dxa"/>
+          </w:tcPr>
+          <w:p/>
+        </w:tc>
+      </w:tr>
+      <w:tr>
+        <w:tc>
+          <w:tcPr>
+            <w:tcW w:w="540" w:type="dxa"/>
+          </w:tcPr>
+          <w:p>
+            <w:r>
+              <w:t>10</w:t>
+            </w:r>
+          </w:p>
+        </w:tc>
+        <w:tc>
+          <w:tcPr>
+            <w:tcW w:w="2683" w:type="dxa"/>
+          </w:tcPr>
+          <w:p>
+            <w:r>
+              <w:t>Expanded view in calendar</w:t>
+            </w:r>
+          </w:p>
+        </w:tc>
+        <w:tc>
+          <w:tcPr>
+            <w:tcW w:w="6406" w:type="dxa"/>
+          </w:tcPr>
+          <w:p>
+            <w:r>
+              <w:t>Show expanded view when viewing in the calendar view</w:t>
+            </w:r>
+          </w:p>
+        </w:tc>
+        <w:tc>
+          <w:tcPr>
+            <w:tcW w:w="772" w:type="dxa"/>
+          </w:tcPr>
+          <w:p>
+            <w:pPr>
+              <w:jc w:val="center"/>
+            </w:pPr>
+            <w:r>
+              <w:t>Yes</w:t>
+            </w:r>
+          </w:p>
+        </w:tc>
+        <w:tc>
+          <w:tcPr>
+            <w:tcW w:w="890" w:type="dxa"/>
+          </w:tcPr>
+          <w:p>
+            <w:pPr>
+              <w:jc w:val="center"/>
+            </w:pPr>
+          </w:p>
+        </w:tc>
+        <w:tc>
+          <w:tcPr>
+            <w:tcW w:w="4279" w:type="dxa"/>
+          </w:tcPr>
+          <w:p/>
+        </w:tc>
+      </w:tr>
+      <w:tr>
+        <w:tc>
+          <w:tcPr>
+            <w:tcW w:w="540" w:type="dxa"/>
+          </w:tcPr>
+          <w:p>
+            <w:r>
+              <w:t>11</w:t>
+            </w:r>
+          </w:p>
+        </w:tc>
+        <w:tc>
+          <w:tcPr>
+            <w:tcW w:w="2683" w:type="dxa"/>
+          </w:tcPr>
+          <w:p>
+            <w:r>
+              <w:t>Calendar view</w:t>
+            </w:r>
+          </w:p>
+        </w:tc>
+        <w:tc>
+          <w:tcPr>
+            <w:tcW w:w="6406" w:type="dxa"/>
+          </w:tcPr>
+          <w:p>
+            <w:bookmarkStart w:id="1" w:name="OLE_LINK2"/>
+            <w:r>
+              <w:t xml:space="preserve">Bug when editing workout logs. </w:t>
             </w:r>
           </w:p>
           <w:p>
@@ -721,12 +995,48 @@
               <w:pStyle w:val="ListParagraph"/>
               <w:numPr>
                 <w:ilvl w:val="0"/>
-                <w:numId w:val="5"/>
+                <w:numId w:val="6"/>
               </w:numPr>
             </w:pPr>
             <w:r>
-              <w:t>User can add more exercises or save log</w:t>
-            </w:r>
+              <w:t xml:space="preserve">When pencil button is clicked, all existing workouts is hidden. Expected </w:t>
+            </w:r>
+            <w:r>
+              <w:t>Behavior</w:t>
+            </w:r>
+            <w:r>
+              <w:t>: Still show the existing workouts.</w:t>
+            </w:r>
+          </w:p>
+          <w:p>
+            <w:pPr>
+              <w:pStyle w:val="ListParagraph"/>
+              <w:numPr>
+                <w:ilvl w:val="0"/>
+                <w:numId w:val="6"/>
+              </w:numPr>
+            </w:pPr>
+            <w:r>
+              <w:t>Calories consumed, Calories Burned and weight should not be mandatory fields</w:t>
+            </w:r>
+          </w:p>
+          <w:p>
+            <w:pPr>
+              <w:pStyle w:val="ListParagraph"/>
+              <w:numPr>
+                <w:ilvl w:val="0"/>
+                <w:numId w:val="6"/>
+              </w:numPr>
+            </w:pPr>
+            <w:r>
+              <w:t>Exercise that is added is not saved and displayed. Expected: it should be displayed</w:t>
+            </w:r>
+          </w:p>
+          <w:bookmarkEnd w:id="1"/>
+          <w:p>
+            <w:pPr>
+              <w:pStyle w:val="ListParagraph"/>
+            </w:pPr>
           </w:p>
         </w:tc>
         <w:tc>
@@ -736,13 +1046,7 @@
           <w:p>
             <w:pPr>
               <w:jc w:val="center"/>
-              <w:rPr>
-                <w:color w:val="FFFFFF" w:themeColor="background1"/>
-              </w:rPr>
-            </w:pPr>
-            <w:r>
-              <w:t>Yes</w:t>
-            </w:r>
+            </w:pPr>
           </w:p>
         </w:tc>
         <w:tc>
@@ -1085,16 +1389,14 @@
         </w:tc>
       </w:tr>
     </w:tbl>
-    <w:p>
-      <w:r>
-        <w:t>sometiong</w:t>
-      </w:r>
-    </w:p>
+    <w:p/>
     <w:p>
       <w:r>
         <w:t>Profile</w:t>
       </w:r>
     </w:p>
+    <w:p/>
+    <w:bookmarkEnd w:id="0"/>
     <w:p/>
     <w:sectPr>
       <w:pgSz w:w="15840" w:h="12240" w:orient="landscape"/>
@@ -1106,56 +1408,6 @@
 </w:document>
 </file>
 
-<file path=word/endnotes.xml><?xml version="1.0" encoding="utf-8"?>
-<w:endnotes xmlns:wpc="http://schemas.microsoft.com/office/word/2010/wordprocessingCanvas" xmlns:cx="http://schemas.microsoft.com/office/drawing/2014/chartex" xmlns:cx1="http://schemas.microsoft.com/office/drawing/2015/9/8/chartex" xmlns:cx2="http://schemas.microsoft.com/office/drawing/2015/10/21/chartex" xmlns:cx3="http://schemas.microsoft.com/office/drawing/2016/5/9/chartex" xmlns:cx4="http://schemas.microsoft.com/office/drawing/2016/5/10/chartex" xmlns:cx5="http://schemas.microsoft.com/office/drawing/2016/5/11/chartex" xmlns:cx6="http://schemas.microsoft.com/office/drawing/2016/5/12/chartex" xmlns:cx7="http://schemas.microsoft.com/office/drawing/2016/5/13/chartex" xmlns:cx8="http://schemas.microsoft.com/office/drawing/2016/5/14/chartex" xmlns:mc="http://schemas.openxmlformats.org/markup-compatibility/2006" xmlns:aink="http://schemas.microsoft.com/office/drawing/2016/ink" xmlns:am3d="http://schemas.microsoft.com/office/drawing/2017/model3d" xmlns:o="urn:schemas-microsoft-com:office:office" xmlns:oel="http://schemas.microsoft.com/office/2019/extlst" xmlns:r="http://schemas.openxmlformats.org/officeDocument/2006/relationships" xmlns:m="http://schemas.openxmlformats.org/officeDocument/2006/math" xmlns:v="urn:schemas-microsoft-com:vml" xmlns:wp14="http://schemas.microsoft.com/office/word/2010/wordprocessingDrawing" xmlns:wp="http://schemas.openxmlformats.org/drawingml/2006/wordprocessingDrawing" xmlns:w10="urn:schemas-microsoft-com:office:word" xmlns:w="http://schemas.openxmlformats.org/wordprocessingml/2006/main" xmlns:w14="http://schemas.microsoft.com/office/word/2010/wordml" xmlns:w15="http://schemas.microsoft.com/office/word/2012/wordml" xmlns:w16cex="http://schemas.microsoft.com/office/word/2018/wordml/cex" xmlns:w16cid="http://schemas.microsoft.com/office/word/2016/wordml/cid" xmlns:w16="http://schemas.microsoft.com/office/word/2018/wordml" xmlns:w16du="http://schemas.microsoft.com/office/word/2023/wordml/word16du" xmlns:w16sdtdh="http://schemas.microsoft.com/office/word/2020/wordml/sdtdatahash" xmlns:w16sdtfl="http://schemas.microsoft.com/office/word/2024/wordml/sdtformatlock" xmlns:w16se="http://schemas.microsoft.com/office/word/2015/wordml/symex" xmlns:wpg="http://schemas.microsoft.com/office/word/2010/wordprocessingGroup" xmlns:wpi="http://schemas.microsoft.com/office/word/2010/wordprocessingInk" xmlns:wne="http://schemas.microsoft.com/office/word/2006/wordml" xmlns:wps="http://schemas.microsoft.com/office/word/2010/wordprocessingShape" mc:Ignorable="w14 w15 w16se w16cid w16 w16cex w16sdtdh w16sdtfl w16du wp14">
-  <w:endnote w:type="separator" w:id="-1">
-    <w:p>
-      <w:pPr>
-        <w:spacing w:after="0" w:line="240" w:lineRule="auto"/>
-      </w:pPr>
-      <w:r>
-        <w:separator/>
-      </w:r>
-    </w:p>
-  </w:endnote>
-  <w:endnote w:type="continuationSeparator" w:id="0">
-    <w:p>
-      <w:pPr>
-        <w:spacing w:after="0" w:line="240" w:lineRule="auto"/>
-      </w:pPr>
-      <w:r>
-        <w:continuationSeparator/>
-      </w:r>
-    </w:p>
-  </w:endnote>
-</w:endnotes>
-</file>
-
-<file path=word/footnotes.xml><?xml version="1.0" encoding="utf-8"?>
-<w:footnotes xmlns:wpc="http://schemas.microsoft.com/office/word/2010/wordprocessingCanvas" xmlns:cx="http://schemas.microsoft.com/office/drawing/2014/chartex" xmlns:cx1="http://schemas.microsoft.com/office/drawing/2015/9/8/chartex" xmlns:cx2="http://schemas.microsoft.com/office/drawing/2015/10/21/chartex" xmlns:cx3="http://schemas.microsoft.com/office/drawing/2016/5/9/chartex" xmlns:cx4="http://schemas.microsoft.com/office/drawing/2016/5/10/chartex" xmlns:cx5="http://schemas.microsoft.com/office/drawing/2016/5/11/chartex" xmlns:cx6="http://schemas.microsoft.com/office/drawing/2016/5/12/chartex" xmlns:cx7="http://schemas.microsoft.com/office/drawing/2016/5/13/chartex" xmlns:cx8="http://schemas.microsoft.com/office/drawing/2016/5/14/chartex" xmlns:mc="http://schemas.openxmlformats.org/markup-compatibility/2006" xmlns:aink="http://schemas.microsoft.com/office/drawing/2016/ink" xmlns:am3d="http://schemas.microsoft.com/office/drawing/2017/model3d" xmlns:o="urn:schemas-microsoft-com:office:office" xmlns:oel="http://schemas.microsoft.com/office/2019/extlst" xmlns:r="http://schemas.openxmlformats.org/officeDocument/2006/relationships" xmlns:m="http://schemas.openxmlformats.org/officeDocument/2006/math" xmlns:v="urn:schemas-microsoft-com:vml" xmlns:wp14="http://schemas.microsoft.com/office/word/2010/wordprocessingDrawing" xmlns:wp="http://schemas.openxmlformats.org/drawingml/2006/wordprocessingDrawing" xmlns:w10="urn:schemas-microsoft-com:office:word" xmlns:w="http://schemas.openxmlformats.org/wordprocessingml/2006/main" xmlns:w14="http://schemas.microsoft.com/office/word/2010/wordml" xmlns:w15="http://schemas.microsoft.com/office/word/2012/wordml" xmlns:w16cex="http://schemas.microsoft.com/office/word/2018/wordml/cex" xmlns:w16cid="http://schemas.microsoft.com/office/word/2016/wordml/cid" xmlns:w16="http://schemas.microsoft.com/office/word/2018/wordml" xmlns:w16du="http://schemas.microsoft.com/office/word/2023/wordml/word16du" xmlns:w16sdtdh="http://schemas.microsoft.com/office/word/2020/wordml/sdtdatahash" xmlns:w16sdtfl="http://schemas.microsoft.com/office/word/2024/wordml/sdtformatlock" xmlns:w16se="http://schemas.microsoft.com/office/word/2015/wordml/symex" xmlns:wpg="http://schemas.microsoft.com/office/word/2010/wordprocessingGroup" xmlns:wpi="http://schemas.microsoft.com/office/word/2010/wordprocessingInk" xmlns:wne="http://schemas.microsoft.com/office/word/2006/wordml" xmlns:wps="http://schemas.microsoft.com/office/word/2010/wordprocessingShape" mc:Ignorable="w14 w15 w16se w16cid w16 w16cex w16sdtdh w16sdtfl w16du wp14">
-  <w:footnote w:type="separator" w:id="-1">
-    <w:p>
-      <w:pPr>
-        <w:spacing w:after="0" w:line="240" w:lineRule="auto"/>
-      </w:pPr>
-      <w:r>
-        <w:separator/>
-      </w:r>
-    </w:p>
-  </w:footnote>
-  <w:footnote w:type="continuationSeparator" w:id="0">
-    <w:p>
-      <w:pPr>
-        <w:spacing w:after="0" w:line="240" w:lineRule="auto"/>
-      </w:pPr>
-      <w:r>
-        <w:continuationSeparator/>
-      </w:r>
-    </w:p>
-  </w:footnote>
-</w:footnotes>
-</file>
-
 <file path=word/numbering.xml><?xml version="1.0" encoding="utf-8"?>
 <w:numbering xmlns:wpc="http://schemas.microsoft.com/office/word/2010/wordprocessingCanvas" xmlns:cx="http://schemas.microsoft.com/office/drawing/2014/chartex" xmlns:cx1="http://schemas.microsoft.com/office/drawing/2015/9/8/chartex" xmlns:cx2="http://schemas.microsoft.com/office/drawing/2015/10/21/chartex" xmlns:cx3="http://schemas.microsoft.com/office/drawing/2016/5/9/chartex" xmlns:cx4="http://schemas.microsoft.com/office/drawing/2016/5/10/chartex" xmlns:cx5="http://schemas.microsoft.com/office/drawing/2016/5/11/chartex" xmlns:cx6="http://schemas.microsoft.com/office/drawing/2016/5/12/chartex" xmlns:cx7="http://schemas.microsoft.com/office/drawing/2016/5/13/chartex" xmlns:cx8="http://schemas.microsoft.com/office/drawing/2016/5/14/chartex" xmlns:mc="http://schemas.openxmlformats.org/markup-compatibility/2006" xmlns:aink="http://schemas.microsoft.com/office/drawing/2016/ink" xmlns:am3d="http://schemas.microsoft.com/office/drawing/2017/model3d" xmlns:o="urn:schemas-microsoft-com:office:office" xmlns:oel="http://schemas.microsoft.com/office/2019/extlst" xmlns:r="http://schemas.openxmlformats.org/officeDocument/2006/relationships" xmlns:m="http://schemas.openxmlformats.org/officeDocument/2006/math" xmlns:v="urn:schemas-microsoft-com:vml" xmlns:wp14="http://schemas.microsoft.com/office/word/2010/wordprocessingDrawing" xmlns:wp="http://schemas.openxmlformats.org/drawingml/2006/wordprocessingDrawing" xmlns:w10="urn:schemas-microsoft-com:office:word" xmlns:w="http://schemas.openxmlformats.org/wordprocessingml/2006/main" xmlns:w14="http://schemas.microsoft.com/office/word/2010/wordml" xmlns:w15="http://schemas.microsoft.com/office/word/2012/wordml" xmlns:w16cex="http://schemas.microsoft.com/office/word/2018/wordml/cex" xmlns:w16cid="http://schemas.microsoft.com/office/word/2016/wordml/cid" xmlns:w16="http://schemas.microsoft.com/office/word/2018/wordml" xmlns:w16du="http://schemas.microsoft.com/office/word/2023/wordml/word16du" xmlns:w16sdtdh="http://schemas.microsoft.com/office/word/2020/wordml/sdtdatahash" xmlns:w16sdtfl="http://schemas.microsoft.com/office/word/2024/wordml/sdtformatlock" xmlns:w16se="http://schemas.microsoft.com/office/word/2015/wordml/symex" xmlns:wpg="http://schemas.microsoft.com/office/word/2010/wordprocessingGroup" xmlns:wpi="http://schemas.microsoft.com/office/word/2010/wordprocessingInk" xmlns:wne="http://schemas.microsoft.com/office/word/2006/wordml" xmlns:wps="http://schemas.microsoft.com/office/word/2010/wordprocessingShape" mc:Ignorable="w14 w15 w16se w16cid w16 w16cex w16sdtdh w16sdtfl w16du wp14">
   <w:abstractNum w:abstractNumId="0" w15:restartNumberingAfterBreak="0">
@@ -1248,10 +1500,10 @@
     </w:lvl>
   </w:abstractNum>
   <w:abstractNum w:abstractNumId="1" w15:restartNumberingAfterBreak="0">
-    <w:nsid w:val="451446F1"/>
+    <w:nsid w:val="25C706A7"/>
     <w:multiLevelType w:val="hybridMultilevel"/>
-    <w:tmpl w:val="227AF6C4"/>
-    <w:lvl w:ilvl="0" w:tplc="0409000F">
+    <w:tmpl w:val="13F27DAC"/>
+    <w:lvl w:ilvl="0" w:tplc="FFFFFFFF">
       <w:start w:val="1"/>
       <w:numFmt w:val="decimal"/>
       <w:lvlText w:val="%1."/>
@@ -1263,7 +1515,7 @@
         <w:rFonts w:hint="default"/>
       </w:rPr>
     </w:lvl>
-    <w:lvl w:ilvl="1" w:tplc="04090019" w:tentative="1">
+    <w:lvl w:ilvl="1" w:tplc="FFFFFFFF" w:tentative="1">
       <w:start w:val="1"/>
       <w:numFmt w:val="lowerLetter"/>
       <w:lvlText w:val="%2."/>
@@ -1272,7 +1524,7 @@
         <w:ind w:left="1440" w:hanging="360"/>
       </w:pPr>
     </w:lvl>
-    <w:lvl w:ilvl="2" w:tplc="0409001B" w:tentative="1">
+    <w:lvl w:ilvl="2" w:tplc="FFFFFFFF" w:tentative="1">
       <w:start w:val="1"/>
       <w:numFmt w:val="lowerRoman"/>
       <w:lvlText w:val="%3."/>
@@ -1281,7 +1533,7 @@
         <w:ind w:left="2160" w:hanging="180"/>
       </w:pPr>
     </w:lvl>
-    <w:lvl w:ilvl="3" w:tplc="0409000F" w:tentative="1">
+    <w:lvl w:ilvl="3" w:tplc="FFFFFFFF" w:tentative="1">
       <w:start w:val="1"/>
       <w:numFmt w:val="decimal"/>
       <w:lvlText w:val="%4."/>
@@ -1290,7 +1542,7 @@
         <w:ind w:left="2880" w:hanging="360"/>
       </w:pPr>
     </w:lvl>
-    <w:lvl w:ilvl="4" w:tplc="04090019" w:tentative="1">
+    <w:lvl w:ilvl="4" w:tplc="FFFFFFFF" w:tentative="1">
       <w:start w:val="1"/>
       <w:numFmt w:val="lowerLetter"/>
       <w:lvlText w:val="%5."/>
@@ -1299,7 +1551,7 @@
         <w:ind w:left="3600" w:hanging="360"/>
       </w:pPr>
     </w:lvl>
-    <w:lvl w:ilvl="5" w:tplc="0409001B" w:tentative="1">
+    <w:lvl w:ilvl="5" w:tplc="FFFFFFFF" w:tentative="1">
       <w:start w:val="1"/>
       <w:numFmt w:val="lowerRoman"/>
       <w:lvlText w:val="%6."/>
@@ -1308,7 +1560,7 @@
         <w:ind w:left="4320" w:hanging="180"/>
       </w:pPr>
     </w:lvl>
-    <w:lvl w:ilvl="6" w:tplc="0409000F" w:tentative="1">
+    <w:lvl w:ilvl="6" w:tplc="FFFFFFFF" w:tentative="1">
       <w:start w:val="1"/>
       <w:numFmt w:val="decimal"/>
       <w:lvlText w:val="%7."/>
@@ -1317,7 +1569,7 @@
         <w:ind w:left="5040" w:hanging="360"/>
       </w:pPr>
     </w:lvl>
-    <w:lvl w:ilvl="7" w:tplc="04090019" w:tentative="1">
+    <w:lvl w:ilvl="7" w:tplc="FFFFFFFF" w:tentative="1">
       <w:start w:val="1"/>
       <w:numFmt w:val="lowerLetter"/>
       <w:lvlText w:val="%8."/>
@@ -1326,7 +1578,7 @@
         <w:ind w:left="5760" w:hanging="360"/>
       </w:pPr>
     </w:lvl>
-    <w:lvl w:ilvl="8" w:tplc="0409001B" w:tentative="1">
+    <w:lvl w:ilvl="8" w:tplc="FFFFFFFF" w:tentative="1">
       <w:start w:val="1"/>
       <w:numFmt w:val="lowerRoman"/>
       <w:lvlText w:val="%9."/>
@@ -1426,6 +1678,95 @@
     </w:lvl>
   </w:abstractNum>
   <w:abstractNum w:abstractNumId="3" w15:restartNumberingAfterBreak="0">
+    <w:nsid w:val="48FD4324"/>
+    <w:multiLevelType w:val="hybridMultilevel"/>
+    <w:tmpl w:val="28D874E8"/>
+    <w:lvl w:ilvl="0" w:tplc="0409000F">
+      <w:start w:val="1"/>
+      <w:numFmt w:val="decimal"/>
+      <w:lvlText w:val="%1."/>
+      <w:lvlJc w:val="left"/>
+      <w:pPr>
+        <w:ind w:left="720" w:hanging="360"/>
+      </w:pPr>
+      <w:rPr>
+        <w:rFonts w:hint="default"/>
+      </w:rPr>
+    </w:lvl>
+    <w:lvl w:ilvl="1" w:tplc="04090019" w:tentative="1">
+      <w:start w:val="1"/>
+      <w:numFmt w:val="lowerLetter"/>
+      <w:lvlText w:val="%2."/>
+      <w:lvlJc w:val="left"/>
+      <w:pPr>
+        <w:ind w:left="1440" w:hanging="360"/>
+      </w:pPr>
+    </w:lvl>
+    <w:lvl w:ilvl="2" w:tplc="0409001B" w:tentative="1">
+      <w:start w:val="1"/>
+      <w:numFmt w:val="lowerRoman"/>
+      <w:lvlText w:val="%3."/>
+      <w:lvlJc w:val="right"/>
+      <w:pPr>
+        <w:ind w:left="2160" w:hanging="180"/>
+      </w:pPr>
+    </w:lvl>
+    <w:lvl w:ilvl="3" w:tplc="0409000F" w:tentative="1">
+      <w:start w:val="1"/>
+      <w:numFmt w:val="decimal"/>
+      <w:lvlText w:val="%4."/>
+      <w:lvlJc w:val="left"/>
+      <w:pPr>
+        <w:ind w:left="2880" w:hanging="360"/>
+      </w:pPr>
+    </w:lvl>
+    <w:lvl w:ilvl="4" w:tplc="04090019" w:tentative="1">
+      <w:start w:val="1"/>
+      <w:numFmt w:val="lowerLetter"/>
+      <w:lvlText w:val="%5."/>
+      <w:lvlJc w:val="left"/>
+      <w:pPr>
+        <w:ind w:left="3600" w:hanging="360"/>
+      </w:pPr>
+    </w:lvl>
+    <w:lvl w:ilvl="5" w:tplc="0409001B" w:tentative="1">
+      <w:start w:val="1"/>
+      <w:numFmt w:val="lowerRoman"/>
+      <w:lvlText w:val="%6."/>
+      <w:lvlJc w:val="right"/>
+      <w:pPr>
+        <w:ind w:left="4320" w:hanging="180"/>
+      </w:pPr>
+    </w:lvl>
+    <w:lvl w:ilvl="6" w:tplc="0409000F" w:tentative="1">
+      <w:start w:val="1"/>
+      <w:numFmt w:val="decimal"/>
+      <w:lvlText w:val="%7."/>
+      <w:lvlJc w:val="left"/>
+      <w:pPr>
+        <w:ind w:left="5040" w:hanging="360"/>
+      </w:pPr>
+    </w:lvl>
+    <w:lvl w:ilvl="7" w:tplc="04090019" w:tentative="1">
+      <w:start w:val="1"/>
+      <w:numFmt w:val="lowerLetter"/>
+      <w:lvlText w:val="%8."/>
+      <w:lvlJc w:val="left"/>
+      <w:pPr>
+        <w:ind w:left="5760" w:hanging="360"/>
+      </w:pPr>
+    </w:lvl>
+    <w:lvl w:ilvl="8" w:tplc="0409001B" w:tentative="1">
+      <w:start w:val="1"/>
+      <w:numFmt w:val="lowerRoman"/>
+      <w:lvlText w:val="%9."/>
+      <w:lvlJc w:val="right"/>
+      <w:pPr>
+        <w:ind w:left="6480" w:hanging="180"/>
+      </w:pPr>
+    </w:lvl>
+  </w:abstractNum>
+  <w:abstractNum w:abstractNumId="4" w15:restartNumberingAfterBreak="0">
     <w:nsid w:val="5EA661AE"/>
     <w:multiLevelType w:val="hybridMultilevel"/>
     <w:tmpl w:val="B3DA3FE2"/>
@@ -1514,7 +1855,7 @@
       </w:pPr>
     </w:lvl>
   </w:abstractNum>
-  <w:abstractNum w:abstractNumId="4" w15:restartNumberingAfterBreak="0">
+  <w:abstractNum w:abstractNumId="5" w15:restartNumberingAfterBreak="0">
     <w:nsid w:val="71DB2FB7"/>
     <w:multiLevelType w:val="hybridMultilevel"/>
     <w:tmpl w:val="B62E841C"/>
@@ -1627,20 +1968,23 @@
       </w:rPr>
     </w:lvl>
   </w:abstractNum>
-  <w:num w:numId="1" w16cid:durableId="906111475">
+  <w:num w:numId="1" w16cid:durableId="1160124441">
+    <w:abstractNumId w:val="2"/>
+  </w:num>
+  <w:num w:numId="2" w16cid:durableId="59863670">
+    <w:abstractNumId w:val="4"/>
+  </w:num>
+  <w:num w:numId="3" w16cid:durableId="2064256385">
+    <w:abstractNumId w:val="5"/>
+  </w:num>
+  <w:num w:numId="4" w16cid:durableId="1299144840">
+    <w:abstractNumId w:val="0"/>
+  </w:num>
+  <w:num w:numId="5" w16cid:durableId="1999461869">
     <w:abstractNumId w:val="1"/>
   </w:num>
-  <w:num w:numId="2" w16cid:durableId="1160124441">
-    <w:abstractNumId w:val="2"/>
-  </w:num>
-  <w:num w:numId="3" w16cid:durableId="59863670">
+  <w:num w:numId="6" w16cid:durableId="386492993">
     <w:abstractNumId w:val="3"/>
-  </w:num>
-  <w:num w:numId="4" w16cid:durableId="2064256385">
-    <w:abstractNumId w:val="4"/>
-  </w:num>
-  <w:num w:numId="5" w16cid:durableId="1299144840">
-    <w:abstractNumId w:val="0"/>
   </w:num>
 </w:numbering>
 </file>
@@ -2045,6 +2389,7 @@
   <w:style w:type="paragraph" w:default="1" w:styleId="Normal">
     <w:name w:val="Normal"/>
     <w:qFormat/>
+    <w:rsid w:val="00143AB1"/>
   </w:style>
   <w:style w:type="paragraph" w:styleId="Heading1">
     <w:name w:val="heading 1"/>
@@ -2053,7 +2398,7 @@
     <w:link w:val="Heading1Char"/>
     <w:uiPriority w:val="9"/>
     <w:qFormat/>
-    <w:rsid w:val="009A1E41"/>
+    <w:rsid w:val="00143AB1"/>
     <w:pPr>
       <w:keepNext/>
       <w:keepLines/>
@@ -2076,7 +2421,7 @@
     <w:semiHidden/>
     <w:unhideWhenUsed/>
     <w:qFormat/>
-    <w:rsid w:val="009A1E41"/>
+    <w:rsid w:val="00143AB1"/>
     <w:pPr>
       <w:keepNext/>
       <w:keepLines/>
@@ -2099,7 +2444,7 @@
     <w:semiHidden/>
     <w:unhideWhenUsed/>
     <w:qFormat/>
-    <w:rsid w:val="009A1E41"/>
+    <w:rsid w:val="00143AB1"/>
     <w:pPr>
       <w:keepNext/>
       <w:keepLines/>
@@ -2122,7 +2467,7 @@
     <w:semiHidden/>
     <w:unhideWhenUsed/>
     <w:qFormat/>
-    <w:rsid w:val="009A1E41"/>
+    <w:rsid w:val="00143AB1"/>
     <w:pPr>
       <w:keepNext/>
       <w:keepLines/>
@@ -2145,7 +2490,7 @@
     <w:semiHidden/>
     <w:unhideWhenUsed/>
     <w:qFormat/>
-    <w:rsid w:val="009A1E41"/>
+    <w:rsid w:val="00143AB1"/>
     <w:pPr>
       <w:keepNext/>
       <w:keepLines/>
@@ -2166,7 +2511,7 @@
     <w:semiHidden/>
     <w:unhideWhenUsed/>
     <w:qFormat/>
-    <w:rsid w:val="009A1E41"/>
+    <w:rsid w:val="00143AB1"/>
     <w:pPr>
       <w:keepNext/>
       <w:keepLines/>
@@ -2189,7 +2534,7 @@
     <w:semiHidden/>
     <w:unhideWhenUsed/>
     <w:qFormat/>
-    <w:rsid w:val="009A1E41"/>
+    <w:rsid w:val="00143AB1"/>
     <w:pPr>
       <w:keepNext/>
       <w:keepLines/>
@@ -2210,7 +2555,7 @@
     <w:semiHidden/>
     <w:unhideWhenUsed/>
     <w:qFormat/>
-    <w:rsid w:val="009A1E41"/>
+    <w:rsid w:val="00143AB1"/>
     <w:pPr>
       <w:keepNext/>
       <w:keepLines/>
@@ -2233,7 +2578,7 @@
     <w:semiHidden/>
     <w:unhideWhenUsed/>
     <w:qFormat/>
-    <w:rsid w:val="009A1E41"/>
+    <w:rsid w:val="00143AB1"/>
     <w:pPr>
       <w:keepNext/>
       <w:keepLines/>
@@ -2277,7 +2622,7 @@
     <w:basedOn w:val="DefaultParagraphFont"/>
     <w:link w:val="Heading1"/>
     <w:uiPriority w:val="9"/>
-    <w:rsid w:val="009A1E41"/>
+    <w:rsid w:val="00143AB1"/>
     <w:rPr>
       <w:rFonts w:asciiTheme="majorHAnsi" w:eastAsiaTheme="majorEastAsia" w:hAnsiTheme="majorHAnsi" w:cstheme="majorBidi"/>
       <w:color w:val="0F4761" w:themeColor="accent1" w:themeShade="BF"/>
@@ -2291,7 +2636,7 @@
     <w:link w:val="Heading2"/>
     <w:uiPriority w:val="9"/>
     <w:semiHidden/>
-    <w:rsid w:val="009A1E41"/>
+    <w:rsid w:val="00143AB1"/>
     <w:rPr>
       <w:rFonts w:asciiTheme="majorHAnsi" w:eastAsiaTheme="majorEastAsia" w:hAnsiTheme="majorHAnsi" w:cstheme="majorBidi"/>
       <w:color w:val="0F4761" w:themeColor="accent1" w:themeShade="BF"/>
@@ -2305,7 +2650,7 @@
     <w:link w:val="Heading3"/>
     <w:uiPriority w:val="9"/>
     <w:semiHidden/>
-    <w:rsid w:val="009A1E41"/>
+    <w:rsid w:val="00143AB1"/>
     <w:rPr>
       <w:rFonts w:eastAsiaTheme="majorEastAsia" w:cstheme="majorBidi"/>
       <w:color w:val="0F4761" w:themeColor="accent1" w:themeShade="BF"/>
@@ -2319,7 +2664,7 @@
     <w:link w:val="Heading4"/>
     <w:uiPriority w:val="9"/>
     <w:semiHidden/>
-    <w:rsid w:val="009A1E41"/>
+    <w:rsid w:val="00143AB1"/>
     <w:rPr>
       <w:rFonts w:eastAsiaTheme="majorEastAsia" w:cstheme="majorBidi"/>
       <w:i/>
@@ -2333,7 +2678,7 @@
     <w:link w:val="Heading5"/>
     <w:uiPriority w:val="9"/>
     <w:semiHidden/>
-    <w:rsid w:val="009A1E41"/>
+    <w:rsid w:val="00143AB1"/>
     <w:rPr>
       <w:rFonts w:eastAsiaTheme="majorEastAsia" w:cstheme="majorBidi"/>
       <w:color w:val="0F4761" w:themeColor="accent1" w:themeShade="BF"/>
@@ -2345,7 +2690,7 @@
     <w:link w:val="Heading6"/>
     <w:uiPriority w:val="9"/>
     <w:semiHidden/>
-    <w:rsid w:val="009A1E41"/>
+    <w:rsid w:val="00143AB1"/>
     <w:rPr>
       <w:rFonts w:eastAsiaTheme="majorEastAsia" w:cstheme="majorBidi"/>
       <w:i/>
@@ -2359,7 +2704,7 @@
     <w:link w:val="Heading7"/>
     <w:uiPriority w:val="9"/>
     <w:semiHidden/>
-    <w:rsid w:val="009A1E41"/>
+    <w:rsid w:val="00143AB1"/>
     <w:rPr>
       <w:rFonts w:eastAsiaTheme="majorEastAsia" w:cstheme="majorBidi"/>
       <w:color w:val="595959" w:themeColor="text1" w:themeTint="A6"/>
@@ -2371,7 +2716,7 @@
     <w:link w:val="Heading8"/>
     <w:uiPriority w:val="9"/>
     <w:semiHidden/>
-    <w:rsid w:val="009A1E41"/>
+    <w:rsid w:val="00143AB1"/>
     <w:rPr>
       <w:rFonts w:eastAsiaTheme="majorEastAsia" w:cstheme="majorBidi"/>
       <w:i/>
@@ -2385,7 +2730,7 @@
     <w:link w:val="Heading9"/>
     <w:uiPriority w:val="9"/>
     <w:semiHidden/>
-    <w:rsid w:val="009A1E41"/>
+    <w:rsid w:val="00143AB1"/>
     <w:rPr>
       <w:rFonts w:eastAsiaTheme="majorEastAsia" w:cstheme="majorBidi"/>
       <w:color w:val="272727" w:themeColor="text1" w:themeTint="D8"/>
@@ -2398,7 +2743,7 @@
     <w:link w:val="TitleChar"/>
     <w:uiPriority w:val="10"/>
     <w:qFormat/>
-    <w:rsid w:val="009A1E41"/>
+    <w:rsid w:val="00143AB1"/>
     <w:pPr>
       <w:spacing w:after="80" w:line="240" w:lineRule="auto"/>
       <w:contextualSpacing/>
@@ -2416,7 +2761,7 @@
     <w:basedOn w:val="DefaultParagraphFont"/>
     <w:link w:val="Title"/>
     <w:uiPriority w:val="10"/>
-    <w:rsid w:val="009A1E41"/>
+    <w:rsid w:val="00143AB1"/>
     <w:rPr>
       <w:rFonts w:asciiTheme="majorHAnsi" w:eastAsiaTheme="majorEastAsia" w:hAnsiTheme="majorHAnsi" w:cstheme="majorBidi"/>
       <w:spacing w:val="-10"/>
@@ -2432,7 +2777,7 @@
     <w:link w:val="SubtitleChar"/>
     <w:uiPriority w:val="11"/>
     <w:qFormat/>
-    <w:rsid w:val="009A1E41"/>
+    <w:rsid w:val="00143AB1"/>
     <w:pPr>
       <w:numPr>
         <w:ilvl w:val="1"/>
@@ -2451,7 +2796,7 @@
     <w:basedOn w:val="DefaultParagraphFont"/>
     <w:link w:val="Subtitle"/>
     <w:uiPriority w:val="11"/>
-    <w:rsid w:val="009A1E41"/>
+    <w:rsid w:val="00143AB1"/>
     <w:rPr>
       <w:rFonts w:eastAsiaTheme="majorEastAsia" w:cstheme="majorBidi"/>
       <w:color w:val="595959" w:themeColor="text1" w:themeTint="A6"/>
@@ -2467,7 +2812,7 @@
     <w:link w:val="QuoteChar"/>
     <w:uiPriority w:val="29"/>
     <w:qFormat/>
-    <w:rsid w:val="009A1E41"/>
+    <w:rsid w:val="00143AB1"/>
     <w:pPr>
       <w:spacing w:before="160"/>
       <w:jc w:val="center"/>
@@ -2483,7 +2828,7 @@
     <w:basedOn w:val="DefaultParagraphFont"/>
     <w:link w:val="Quote"/>
     <w:uiPriority w:val="29"/>
-    <w:rsid w:val="009A1E41"/>
+    <w:rsid w:val="00143AB1"/>
     <w:rPr>
       <w:i/>
       <w:iCs/>
@@ -2495,7 +2840,7 @@
     <w:basedOn w:val="Normal"/>
     <w:uiPriority w:val="34"/>
     <w:qFormat/>
-    <w:rsid w:val="009A1E41"/>
+    <w:rsid w:val="00143AB1"/>
     <w:pPr>
       <w:ind w:left="720"/>
       <w:contextualSpacing/>
@@ -2506,7 +2851,7 @@
     <w:basedOn w:val="DefaultParagraphFont"/>
     <w:uiPriority w:val="21"/>
     <w:qFormat/>
-    <w:rsid w:val="009A1E41"/>
+    <w:rsid w:val="00143AB1"/>
     <w:rPr>
       <w:i/>
       <w:iCs/>
@@ -2520,7 +2865,7 @@
     <w:link w:val="IntenseQuoteChar"/>
     <w:uiPriority w:val="30"/>
     <w:qFormat/>
-    <w:rsid w:val="009A1E41"/>
+    <w:rsid w:val="00143AB1"/>
     <w:pPr>
       <w:pBdr>
         <w:top w:val="single" w:sz="4" w:space="10" w:color="0F4761" w:themeColor="accent1" w:themeShade="BF"/>
@@ -2541,7 +2886,7 @@
     <w:basedOn w:val="DefaultParagraphFont"/>
     <w:link w:val="IntenseQuote"/>
     <w:uiPriority w:val="30"/>
-    <w:rsid w:val="009A1E41"/>
+    <w:rsid w:val="00143AB1"/>
     <w:rPr>
       <w:i/>
       <w:iCs/>
@@ -2553,7 +2898,7 @@
     <w:basedOn w:val="DefaultParagraphFont"/>
     <w:uiPriority w:val="32"/>
     <w:qFormat/>
-    <w:rsid w:val="009A1E41"/>
+    <w:rsid w:val="00143AB1"/>
     <w:rPr>
       <w:b/>
       <w:bCs/>
@@ -2562,55 +2907,11 @@
       <w:spacing w:val="5"/>
     </w:rPr>
   </w:style>
-  <w:style w:type="paragraph" w:styleId="Header">
-    <w:name w:val="header"/>
-    <w:basedOn w:val="Normal"/>
-    <w:link w:val="HeaderChar"/>
-    <w:uiPriority w:val="99"/>
-    <w:unhideWhenUsed/>
-    <w:rsid w:val="009A1E41"/>
-    <w:pPr>
-      <w:tabs>
-        <w:tab w:val="center" w:pos="4680"/>
-        <w:tab w:val="right" w:pos="9360"/>
-      </w:tabs>
-      <w:spacing w:after="0" w:line="240" w:lineRule="auto"/>
-    </w:pPr>
-  </w:style>
-  <w:style w:type="character" w:customStyle="1" w:styleId="HeaderChar">
-    <w:name w:val="Header Char"/>
-    <w:basedOn w:val="DefaultParagraphFont"/>
-    <w:link w:val="Header"/>
-    <w:uiPriority w:val="99"/>
-    <w:rsid w:val="009A1E41"/>
-  </w:style>
-  <w:style w:type="paragraph" w:styleId="Footer">
-    <w:name w:val="footer"/>
-    <w:basedOn w:val="Normal"/>
-    <w:link w:val="FooterChar"/>
-    <w:uiPriority w:val="99"/>
-    <w:unhideWhenUsed/>
-    <w:rsid w:val="009A1E41"/>
-    <w:pPr>
-      <w:tabs>
-        <w:tab w:val="center" w:pos="4680"/>
-        <w:tab w:val="right" w:pos="9360"/>
-      </w:tabs>
-      <w:spacing w:after="0" w:line="240" w:lineRule="auto"/>
-    </w:pPr>
-  </w:style>
-  <w:style w:type="character" w:customStyle="1" w:styleId="FooterChar">
-    <w:name w:val="Footer Char"/>
-    <w:basedOn w:val="DefaultParagraphFont"/>
-    <w:link w:val="Footer"/>
-    <w:uiPriority w:val="99"/>
-    <w:rsid w:val="009A1E41"/>
-  </w:style>
   <w:style w:type="table" w:styleId="TableGrid">
     <w:name w:val="Table Grid"/>
     <w:basedOn w:val="TableNormal"/>
     <w:uiPriority w:val="39"/>
-    <w:rsid w:val="009A1E41"/>
+    <w:rsid w:val="00143AB1"/>
     <w:pPr>
       <w:spacing w:after="0" w:line="240" w:lineRule="auto"/>
     </w:pPr>
@@ -2941,16 +3242,4 @@
     </a:ext>
   </a:extLst>
 </a:theme>
-</file>
-
-<file path=customXml/item1.xml><?xml version="1.0" encoding="utf-8"?>
-<b:Sources xmlns:b="http://schemas.openxmlformats.org/officeDocument/2006/bibliography" xmlns="http://schemas.openxmlformats.org/officeDocument/2006/bibliography" SelectedStyle="/APASixthEditionOfficeOnline.xsl" StyleName="APA" Version="6"/>
-</file>
-
-<file path=customXml/itemProps1.xml><?xml version="1.0" encoding="utf-8"?>
-<ds:datastoreItem xmlns:ds="http://schemas.openxmlformats.org/officeDocument/2006/customXml" ds:itemID="{DEA2D4CC-B732-C145-A792-44DE4E7573A4}">
-  <ds:schemaRefs>
-    <ds:schemaRef ds:uri="http://schemas.openxmlformats.org/officeDocument/2006/bibliography"/>
-  </ds:schemaRefs>
-</ds:datastoreItem>
 </file>